--- a/Articles/Статья_Veyon.docx
+++ b/Articles/Статья_Veyon.docx
@@ -312,7 +312,7 @@
           <w:b w:val="0"/>
           <w:sz w:val="24"/>
         </w:rPr>
-        <w:t>На рынке программного обеспечения представлено множество решений для управления компьютерными классами — как коммерческих (NetSupport School, LanSchool, Netop Vision), так и открытых. Однако коммерческие продукты требуют значительных финансовых затрат [6, 7], особенно при лицензировании большого количества рабочих мест. В условиях ограниченного бюджета образовательных учреждений особенно актуальным становится использование свободного программного обеспечения с открытым исходным кодом.</w:t>
+        <w:t>На рынке программного обеспечения представлено множество решений для управления компьютерными классами — как коммерческих (NetSupport School, LanSchool, Netop Vision), так и открытых. Однако коммерческие продукты требуют значительных финансовых затрат [2, 3], особенно при лицензировании большого количества рабочих мест. В условиях ограниченного бюджета образовательных учреждений особенно актуальным становится использование свободного программного обеспечения с открытым исходным кодом.</w:t>
       </w:r>
     </w:p>
     <w:p>
@@ -357,7 +357,7 @@
           <w:b w:val="0"/>
           <w:sz w:val="24"/>
         </w:rPr>
-        <w:t>Veyon (ранее известный как iTALC) представляет собой кроссплатформенное программное обеспечение с открытым исходным кодом, распространяемое под лицензией GNU General Public License v2. Система построена по клиент-серверной архитектуре и включает три основных компонента [1, 2, 5]. Первый компонент — модуль мастера (Veyon Master), который устанавливается на рабочей станции преподавателя и предоставляет графический интерфейс для мониторинга и управления компьютерным классом. Интерфейс мастера отображает уменьшенные копии экранов всех подключенных студентов, предоставляя доступ ко всем функциям управления.</w:t>
+        <w:t>Veyon (ранее известный как iTALC) представляет собой кроссплатформенное программное обеспечение с открытым исходным кодом, распространяемое под лицензией GNU General Public License v2. Система построена по клиент-серверной архитектуре и включает три основных компонента [1, 2]. Первый компонент — модуль мастера (Veyon Master), который устанавливается на рабочей станции преподавателя и предоставляет графический интерфейс для мониторинга и управления компьютерным классом. Интерфейс мастера отображает уменьшенные копии экранов всех подключенных студентов, предоставляя доступ ко всем функциям управления.</w:t>
       </w:r>
     </w:p>
     <w:p>
@@ -387,7 +387,7 @@
           <w:b w:val="0"/>
           <w:sz w:val="24"/>
         </w:rPr>
-        <w:t>Взаимодействие между модулями осуществляется по протоколу TCP/IP. Veyon поддерживает работу как в локальной сети, так и через VPN-соединения, что делает возможным управление компьютерными классами удалённо, в том числе из домашней сети или других корпусов университета. Для аутентификации и шифрования трафика используется криптографический ключ, который генерируется при первичной настройке системы и должен быть единым для всех компонентов сети. Длина ключа составляет 256 бит, что обеспечивает надёжную защиту от несанкционированного доступа.</w:t>
+        <w:t>Взаимодействие между модулями осуществляется по протоколу TCP/IP. Veyon поддерживает работу как в локальной сети, так и через VPN-соединения, что делает возможным управление компьютерными классами удалённо, в том числе из домашней сети или других корпусов университета. Для аутентификации и шифрования трафика используется криптографический ключ, который генерируется при первичной настройке системы и должен быть единым для всех компонентов сети. Длина ключа составляет 256 бит [5], что обеспечивает надёжную защиту от несанкционированного доступа.</w:t>
       </w:r>
     </w:p>
     <w:p>
@@ -1254,7 +1254,7 @@
           <w:b w:val="0"/>
           <w:sz w:val="24"/>
         </w:rPr>
-        <w:t>Классы ИЦ-2 и ИЦ-3 оснащены интерактивными досками под управлением Windows 10. Интеграция Veyon с интерактивными досками позволила значительно расширить возможности преподавателя при проведении занятий [3, 4]. Интерактивная доска в паре с Veyon превращает обычное занятие в интерактивное взаимодействие, где преподаватель может не только показывать материал, но и оперативно реагировать на работу студентов.</w:t>
+        <w:t>Классы ИЦ-2 и ИЦ-3 оснащены интерактивными досками под управлением Windows 10. Интеграция Veyon с интерактивными досками позволила значительно расширить возможности преподавателя при проведении занятий [4]. Интерактивная доска в паре с Veyon превращает обычное занятие в интерактивное взаимодействие, где преподаватель может не только показывать материал, но и оперативно реагировать на работу студентов.</w:t>
       </w:r>
     </w:p>
     <w:p>
@@ -1537,7 +1537,7 @@
           <w:b w:val="0"/>
           <w:sz w:val="24"/>
         </w:rPr>
-        <w:t>2. Мякшин, Н.А. Применение open-source библиотек компьютерного зрения для контроля состояния растений / Н.А. Мякшин // Вестник мелиоративной науки. — 2024. — № 3. — С. 102–113.</w:t>
+        <w:t>2. Мякшин, Н.А. Использование ботов в качестве front-end в разработке IT-проектов в АПК / Н.А. Мякшин // Управление рисками в АПК. — 2024. — № S3 (53). — С. 592-599.</w:t>
       </w:r>
     </w:p>
     <w:p>
@@ -1552,7 +1552,7 @@
           <w:b w:val="0"/>
           <w:sz w:val="24"/>
         </w:rPr>
-        <w:t>3. Герасимова, Е.К. Исследование условий включения элементов геймификации в изучение основ алгоритмизации и программирования для повышения качества подготовки будущих IT-специалистов / Е.К. Герасимова, Н.В. Гавриловская // Перспективы науки и образования. — 2021. — № 4 (52). — С. 215–228.</w:t>
+        <w:t>3. Мякшин, Н.А. Создание телеграм-бота (НейроТимБот) на Aiogram 3 с интеграцией мультимодальной нейросети Qwen2.5-Omni-7B для обработки текстовых и визуальных данных / Н.А. Мякшин // Сборник избранных статей научной сессии ТУСУР. — 2025. — № 1-2. — С. 268-270.</w:t>
       </w:r>
     </w:p>
     <w:p>
@@ -1567,7 +1567,7 @@
           <w:b w:val="0"/>
           <w:sz w:val="24"/>
         </w:rPr>
-        <w:t>4. Петухова, М.В. Возможности универсальных цифровых технологий для поддержки профессионального самоопределения обучающихся / М.В. Петухова, Н.В. Гавриловская // Перспективы науки и образования. — 2020. — № 5 (47). — С. 312–326.</w:t>
+        <w:t>4. Гавриловская, Н.В. Информационная подсистема учета и анализа рабочего времени в автосервисных предприятиях: проектирование и внедрение / Н.В. Гавриловская // Наукосфера. — 2025. — № 11-2. — С. 22-29.</w:t>
       </w:r>
     </w:p>
     <w:p>
@@ -1597,13 +1597,11 @@
           <w:b w:val="0"/>
           <w:sz w:val="24"/>
         </w:rPr>
-        <w:t>6. Мякшин, Н.А. Использование ботов в качестве front-end в разработке IT-проектов в АПК / Н.А. Мякшин // Управление рисками в АПК. — 2024. — № S3 (53). — С. 592–599.</w:t>
+        <w:t>6. Кузина, О.М. Определение оросительной нормы люцерны на основе водного баланса / О.М. Кузина, Н.А. Мочунова, Н.А. Мякшин, Н.В. Гавриловская // АгроЭкоИнфо: Электронный научно-производственный журнал. — 2025. — № 5 (71).</w:t>
       </w:r>
     </w:p>
     <w:p>
-      <w:r>
-        <w:t>7. Мякшин, Н.А. Цифровой двойник как инструмент управления рисками в АПК / Н.А. Мякшин // Управление рисками в АПК. — 2024. — № S3 (53). — С. 592–599.</w:t>
-      </w:r>
+      <w:r/>
     </w:p>
     <w:p>
       <w:r/>
